--- a/EXPORTS/DOCX/published/niveau3/Dutch/KITLV.docx
+++ b/EXPORTS/DOCX/published/niveau3/Dutch/KITLV.docx
@@ -469,31 +469,13 @@
       </w:r>
       <w:r>
         <w:rPr>
-          <w:u w:val="single" w:color="0000ff"/>
           <w:rFonts w:ascii="Charis SIL Regular" w:hAnsi="Charis SIL Regular" w:eastAsia="Charis SIL Regular"/>
           <w:b w:val="0"/>
           <w:i w:val="0"/>
           <w:color w:val="000000"/>
           <w:sz w:val="24"/>
         </w:rPr>
-        <w:hyperlink r:id="rId10" w:history="1">
-          <w:r>
-            <w:rPr>
-              <w:rStyle w:val="Hyperlink"/>
-            </w:rPr>
-            <w:t>n dat ja</w:t>
-          </w:r>
-        </w:hyperlink>
-      </w:r>
-      <w:r>
-        <w:rPr>
-          <w:rFonts w:ascii="Charis SIL Regular" w:hAnsi="Charis SIL Regular" w:eastAsia="Charis SIL Regular"/>
-          <w:b w:val="0"/>
-          <w:i w:val="0"/>
-          <w:color w:val="000000"/>
-          <w:sz w:val="24"/>
-        </w:rPr>
-        <w:t xml:space="preserve">ar </w:t>
+        <w:t xml:space="preserve">n dat jaar </w:t>
       </w:r>
       <w:r>
         <w:rPr>
@@ -1392,7 +1374,36 @@
           <w:color w:val="000000"/>
           <w:sz w:val="24"/>
         </w:rPr>
-        <w:t xml:space="preserve">UBL vindbaar zijn met het kenmerk 'D Or', en </w:t>
+        <w:t>UBL vindbaar zijn met het kenmerk 'D Or</w:t>
+      </w:r>
+      <w:r>
+        <w:rPr>
+          <w:u w:val="single" w:color="0000ff"/>
+          <w:rFonts w:ascii="Charis SIL Regular" w:hAnsi="Charis SIL Regular" w:eastAsia="Charis SIL Regular"/>
+          <w:b w:val="0"/>
+          <w:i w:val="0"/>
+          <w:color w:val="000000"/>
+          <w:sz w:val="24"/>
+        </w:rPr>
+        <w:t>'</w:t>
+      </w:r>
+      <w:r>
+        <w:rPr>
+          <w:u w:val="single" w:color="0000ff"/>
+          <w:rFonts w:ascii="Charis SIL Regular" w:hAnsi="Charis SIL Regular" w:eastAsia="Charis SIL Regular"/>
+          <w:b w:val="0"/>
+          <w:i w:val="0"/>
+          <w:color w:val="000000"/>
+          <w:sz w:val="24"/>
+        </w:rPr>
+        <w:hyperlink r:id="rId14" w:history="1">
+          <w:r>
+            <w:rPr>
+              <w:rStyle w:val="Hyperlink"/>
+            </w:rPr>
+            <w:t xml:space="preserve">, en </w:t>
+          </w:r>
+        </w:hyperlink>
       </w:r>
       <w:r>
         <w:rPr>
@@ -1403,7 +1414,7 @@
           <w:sz w:val="24"/>
           <w:u w:val="single"/>
         </w:rPr>
-        <w:hyperlink r:id="rId15" w:history="1">
+        <w:hyperlink r:id="rId14" w:history="1">
           <w:r>
             <w:rPr>
               <w:rStyle w:val="Hyperlink"/>
@@ -1421,7 +1432,7 @@
           <w:sz w:val="24"/>
           <w:u w:val="single"/>
         </w:rPr>
-        <w:hyperlink r:id="rId15" w:history="1">
+        <w:hyperlink r:id="rId14" w:history="1">
           <w:r>
             <w:rPr>
               <w:rStyle w:val="Hyperlink"/>
@@ -1450,7 +1461,7 @@
           <w:sz w:val="24"/>
           <w:u w:val="single"/>
         </w:rPr>
-        <w:hyperlink r:id="rId15" w:history="1">
+        <w:hyperlink r:id="rId14" w:history="1">
           <w:r>
             <w:rPr>
               <w:rStyle w:val="Hyperlink"/>
@@ -1599,8 +1610,16 @@
           <w:i w:val="0"/>
           <w:color w:val="0000FF"/>
           <w:sz w:val="24"/>
-        </w:rPr>
-        <w:t>we</w:t>
+          <w:u w:val="single"/>
+        </w:rPr>
+        <w:hyperlink r:id="rId17" w:history="1">
+          <w:r>
+            <w:rPr>
+              <w:rStyle w:val="Hyperlink"/>
+            </w:rPr>
+            <w:t>we</w:t>
+          </w:r>
+        </w:hyperlink>
       </w:r>
       <w:r>
         <w:rPr>
@@ -1919,6 +1938,27 @@
           <w:i w:val="0"/>
           <w:color w:val="0000FF"/>
           <w:sz w:val="24"/>
+        </w:rPr>
+        <w:t>Geschiedenis</w:t>
+      </w:r>
+      <w:r>
+        <w:rPr>
+          <w:rFonts w:ascii="Charis SIL Regular" w:hAnsi="Charis SIL Regular" w:eastAsia="Charis SIL Regular"/>
+          <w:b w:val="0"/>
+          <w:i w:val="0"/>
+          <w:color w:val="0000FF"/>
+          <w:sz w:val="24"/>
+          <w:u w:val="single"/>
+        </w:rPr>
+        <w:t xml:space="preserve"> </w:t>
+      </w:r>
+      <w:r>
+        <w:rPr>
+          <w:rFonts w:ascii="Charis SIL Regular" w:hAnsi="Charis SIL Regular" w:eastAsia="Charis SIL Regular"/>
+          <w:b w:val="0"/>
+          <w:i w:val="0"/>
+          <w:color w:val="0000FF"/>
+          <w:sz w:val="24"/>
           <w:u w:val="single"/>
         </w:rPr>
         <w:hyperlink r:id="rId19" w:history="1">
@@ -1926,9 +1966,48 @@
             <w:rPr>
               <w:rStyle w:val="Hyperlink"/>
             </w:rPr>
-            <w:t>Geschied</w:t>
+            <w:t>Indonesië</w:t>
           </w:r>
         </w:hyperlink>
+      </w:r>
+      <w:r>
+        <w:rPr>
+          <w:rFonts w:ascii="Charis SIL Regular" w:hAnsi="Charis SIL Regular" w:eastAsia="Charis SIL Regular"/>
+          <w:b w:val="0"/>
+          <w:i w:val="0"/>
+          <w:color w:val="000000"/>
+          <w:sz w:val="24"/>
+        </w:rPr>
+        <w:t xml:space="preserve">(SMGI) en de collectie </w:t>
+      </w:r>
+      <w:r>
+        <w:rPr>
+          <w:rFonts w:ascii="Charis SIL Regular" w:hAnsi="Charis SIL Regular" w:eastAsia="Charis SIL Regular"/>
+          <w:b w:val="0"/>
+          <w:i w:val="0"/>
+          <w:color w:val="0000FF"/>
+          <w:sz w:val="24"/>
+          <w:u w:val="single"/>
+        </w:rPr>
+        <w:hyperlink r:id="rId20" w:history="1">
+          <w:r>
+            <w:rPr>
+              <w:rStyle w:val="Hyperlink"/>
+            </w:rPr>
+            <w:t>Zuidoost-</w:t>
+          </w:r>
+        </w:hyperlink>
+      </w:r>
+      <w:r>
+        <w:rPr>
+          <w:rFonts w:ascii="Charis SIL Regular" w:hAnsi="Charis SIL Regular" w:eastAsia="Charis SIL Regular"/>
+          <w:b w:val="0"/>
+          <w:i w:val="0"/>
+          <w:color w:val="0000FF"/>
+          <w:sz w:val="24"/>
+          <w:u w:val="single"/>
+        </w:rPr>
+        <w:t>Aziatisch</w:t>
       </w:r>
       <w:r>
         <w:rPr>
@@ -1957,14 +2036,7 @@
           <w:sz w:val="24"/>
           <w:u w:val="single"/>
         </w:rPr>
-        <w:hyperlink r:id="rId19" w:history="1">
-          <w:r>
-            <w:rPr>
-              <w:rStyle w:val="Hyperlink"/>
-            </w:rPr>
-            <w:t>nis</w:t>
-          </w:r>
-        </w:hyperlink>
+        <w:t xml:space="preserve"> </w:t>
       </w:r>
       <w:r>
         <w:rPr>
@@ -1975,111 +2047,7 @@
           <w:sz w:val="24"/>
           <w:u w:val="single"/>
         </w:rPr>
-        <w:t xml:space="preserve"> </w:t>
-      </w:r>
-      <w:r>
-        <w:rPr>
-          <w:rFonts w:ascii="Charis SIL Regular" w:hAnsi="Charis SIL Regular" w:eastAsia="Charis SIL Regular"/>
-          <w:b w:val="0"/>
-          <w:i w:val="0"/>
-          <w:color w:val="0000FF"/>
-          <w:sz w:val="24"/>
-          <w:u w:val="single"/>
-        </w:rPr>
         <w:hyperlink r:id="rId19" w:history="1">
-          <w:r>
-            <w:rPr>
-              <w:rStyle w:val="Hyperlink"/>
-            </w:rPr>
-            <w:t>Indonesië</w:t>
-          </w:r>
-        </w:hyperlink>
-      </w:r>
-      <w:r>
-        <w:rPr>
-          <w:rFonts w:ascii="Charis SIL Regular" w:hAnsi="Charis SIL Regular" w:eastAsia="Charis SIL Regular"/>
-          <w:b w:val="0"/>
-          <w:i w:val="0"/>
-          <w:color w:val="000000"/>
-          <w:sz w:val="24"/>
-        </w:rPr>
-        <w:t xml:space="preserve">(SMGI) en de collectie </w:t>
-      </w:r>
-      <w:r>
-        <w:rPr>
-          <w:rFonts w:ascii="Charis SIL Regular" w:hAnsi="Charis SIL Regular" w:eastAsia="Charis SIL Regular"/>
-          <w:b w:val="0"/>
-          <w:i w:val="0"/>
-          <w:color w:val="0000FF"/>
-          <w:sz w:val="24"/>
-          <w:u w:val="single"/>
-        </w:rPr>
-        <w:hyperlink r:id="rId20" w:history="1">
-          <w:r>
-            <w:rPr>
-              <w:rStyle w:val="Hyperlink"/>
-            </w:rPr>
-            <w:t>Zuidoost-</w:t>
-          </w:r>
-        </w:hyperlink>
-      </w:r>
-      <w:r>
-        <w:rPr>
-          <w:rFonts w:ascii="Charis SIL Regular" w:hAnsi="Charis SIL Regular" w:eastAsia="Charis SIL Regular"/>
-          <w:b w:val="0"/>
-          <w:i w:val="0"/>
-          <w:color w:val="0000FF"/>
-          <w:sz w:val="24"/>
-          <w:u w:val="single"/>
-        </w:rPr>
-        <w:hyperlink r:id="rId20" w:history="1">
-          <w:r>
-            <w:rPr>
-              <w:rStyle w:val="Hyperlink"/>
-            </w:rPr>
-            <w:t>Aziatisch</w:t>
-          </w:r>
-        </w:hyperlink>
-      </w:r>
-      <w:r>
-        <w:rPr>
-          <w:rFonts w:ascii="Charis SIL Regular" w:hAnsi="Charis SIL Regular" w:eastAsia="Charis SIL Regular"/>
-          <w:b w:val="0"/>
-          <w:i w:val="0"/>
-          <w:color w:val="0000FF"/>
-          <w:sz w:val="24"/>
-          <w:u w:val="single"/>
-        </w:rPr>
-        <w:hyperlink r:id="rId20" w:history="1">
-          <w:r>
-            <w:rPr>
-              <w:rStyle w:val="Hyperlink"/>
-            </w:rPr>
-            <w:t>e</w:t>
-          </w:r>
-        </w:hyperlink>
-      </w:r>
-      <w:r>
-        <w:rPr>
-          <w:rFonts w:ascii="Charis SIL Regular" w:hAnsi="Charis SIL Regular" w:eastAsia="Charis SIL Regular"/>
-          <w:b w:val="0"/>
-          <w:i w:val="0"/>
-          <w:color w:val="0000FF"/>
-          <w:sz w:val="24"/>
-          <w:u w:val="single"/>
-        </w:rPr>
-        <w:t xml:space="preserve"> </w:t>
-      </w:r>
-      <w:r>
-        <w:rPr>
-          <w:rFonts w:ascii="Charis SIL Regular" w:hAnsi="Charis SIL Regular" w:eastAsia="Charis SIL Regular"/>
-          <w:b w:val="0"/>
-          <w:i w:val="0"/>
-          <w:color w:val="0000FF"/>
-          <w:sz w:val="24"/>
-          <w:u w:val="single"/>
-        </w:rPr>
-        <w:hyperlink r:id="rId20" w:history="1">
           <w:r>
             <w:rPr>
               <w:rStyle w:val="Hyperlink"/>
@@ -4454,7 +4422,7 @@
           <w:sz w:val="24"/>
           <w:u w:val="single"/>
         </w:rPr>
-        <w:hyperlink r:id="rId22" w:history="1">
+        <w:hyperlink r:id="rId23" w:history="1">
           <w:r>
             <w:rPr>
               <w:rStyle w:val="Hyperlink"/>
@@ -4472,7 +4440,7 @@
           <w:sz w:val="24"/>
           <w:u w:val="single"/>
         </w:rPr>
-        <w:hyperlink r:id="rId22" w:history="1">
+        <w:hyperlink r:id="rId23" w:history="1">
           <w:r>
             <w:rPr>
               <w:rStyle w:val="Hyperlink"/>

--- a/EXPORTS/DOCX/published/niveau3/Dutch/KITLV.docx
+++ b/EXPORTS/DOCX/published/niveau3/Dutch/KITLV.docx
@@ -469,13 +469,31 @@
       </w:r>
       <w:r>
         <w:rPr>
+          <w:u w:val="single" w:color="0000ff"/>
           <w:rFonts w:ascii="Charis SIL Regular" w:hAnsi="Charis SIL Regular" w:eastAsia="Charis SIL Regular"/>
           <w:b w:val="0"/>
           <w:i w:val="0"/>
           <w:color w:val="000000"/>
           <w:sz w:val="24"/>
         </w:rPr>
-        <w:t xml:space="preserve">n dat jaar </w:t>
+        <w:hyperlink r:id="rId10" w:history="1">
+          <w:r>
+            <w:rPr>
+              <w:rStyle w:val="Hyperlink"/>
+            </w:rPr>
+            <w:t>n dat ja</w:t>
+          </w:r>
+        </w:hyperlink>
+      </w:r>
+      <w:r>
+        <w:rPr>
+          <w:rFonts w:ascii="Charis SIL Regular" w:hAnsi="Charis SIL Regular" w:eastAsia="Charis SIL Regular"/>
+          <w:b w:val="0"/>
+          <w:i w:val="0"/>
+          <w:color w:val="000000"/>
+          <w:sz w:val="24"/>
+        </w:rPr>
+        <w:t xml:space="preserve">ar </w:t>
       </w:r>
       <w:r>
         <w:rPr>
@@ -1612,14 +1630,7 @@
           <w:sz w:val="24"/>
           <w:u w:val="single"/>
         </w:rPr>
-        <w:hyperlink r:id="rId17" w:history="1">
-          <w:r>
-            <w:rPr>
-              <w:rStyle w:val="Hyperlink"/>
-            </w:rPr>
-            <w:t>we</w:t>
-          </w:r>
-        </w:hyperlink>
+        <w:t>we</w:t>
       </w:r>
       <w:r>
         <w:rPr>
@@ -1938,8 +1949,16 @@
           <w:i w:val="0"/>
           <w:color w:val="0000FF"/>
           <w:sz w:val="24"/>
-        </w:rPr>
-        <w:t>Geschiedenis</w:t>
+          <w:u w:val="single"/>
+        </w:rPr>
+        <w:hyperlink r:id="rId19" w:history="1">
+          <w:r>
+            <w:rPr>
+              <w:rStyle w:val="Hyperlink"/>
+            </w:rPr>
+            <w:t>Geschied</w:t>
+          </w:r>
+        </w:hyperlink>
       </w:r>
       <w:r>
         <w:rPr>
@@ -1950,7 +1969,14 @@
           <w:sz w:val="24"/>
           <w:u w:val="single"/>
         </w:rPr>
-        <w:t xml:space="preserve"> </w:t>
+        <w:hyperlink r:id="rId18" w:history="1">
+          <w:r>
+            <w:rPr>
+              <w:rStyle w:val="Hyperlink"/>
+            </w:rPr>
+            <w:t>e</w:t>
+          </w:r>
+        </w:hyperlink>
       </w:r>
       <w:r>
         <w:rPr>
@@ -1961,7 +1987,36 @@
           <w:sz w:val="24"/>
           <w:u w:val="single"/>
         </w:rPr>
-        <w:hyperlink r:id="rId19" w:history="1">
+        <w:hyperlink r:id="rId18" w:history="1">
+          <w:r>
+            <w:rPr>
+              <w:rStyle w:val="Hyperlink"/>
+            </w:rPr>
+            <w:t>nis</w:t>
+          </w:r>
+        </w:hyperlink>
+      </w:r>
+      <w:r>
+        <w:rPr>
+          <w:rFonts w:ascii="Charis SIL Regular" w:hAnsi="Charis SIL Regular" w:eastAsia="Charis SIL Regular"/>
+          <w:b w:val="0"/>
+          <w:i w:val="0"/>
+          <w:color w:val="0000FF"/>
+          <w:sz w:val="24"/>
+          <w:u w:val="single"/>
+        </w:rPr>
+        <w:t xml:space="preserve"> </w:t>
+      </w:r>
+      <w:r>
+        <w:rPr>
+          <w:rFonts w:ascii="Charis SIL Regular" w:hAnsi="Charis SIL Regular" w:eastAsia="Charis SIL Regular"/>
+          <w:b w:val="0"/>
+          <w:i w:val="0"/>
+          <w:color w:val="0000FF"/>
+          <w:sz w:val="24"/>
+          <w:u w:val="single"/>
+        </w:rPr>
+        <w:hyperlink r:id="rId18" w:history="1">
           <w:r>
             <w:rPr>
               <w:rStyle w:val="Hyperlink"/>
@@ -2047,7 +2102,7 @@
           <w:sz w:val="24"/>
           <w:u w:val="single"/>
         </w:rPr>
-        <w:hyperlink r:id="rId19" w:history="1">
+        <w:hyperlink r:id="rId20" w:history="1">
           <w:r>
             <w:rPr>
               <w:rStyle w:val="Hyperlink"/>
@@ -2065,7 +2120,7 @@
           <w:sz w:val="24"/>
           <w:u w:val="single"/>
         </w:rPr>
-        <w:hyperlink r:id="rId19" w:history="1">
+        <w:hyperlink r:id="rId20" w:history="1">
           <w:r>
             <w:rPr>
               <w:rStyle w:val="Hyperlink"/>
@@ -4451,6 +4506,7 @@
       </w:r>
       <w:r>
         <w:rPr>
+          <w:u w:val="single" w:color="0000ff"/>
           <w:rFonts w:ascii="Charis SIL Regular" w:hAnsi="Charis SIL Regular" w:eastAsia="Charis SIL Regular"/>
           <w:b w:val="0"/>
           <w:i w:val="0"/>
@@ -4515,7 +4571,7 @@
           <w:sz w:val="24"/>
           <w:u w:val="single"/>
         </w:rPr>
-        <w:hyperlink r:id="rId24" w:history="1">
+        <w:hyperlink r:id="rId22" w:history="1">
           <w:r>
             <w:rPr>
               <w:rStyle w:val="Hyperlink"/>

--- a/EXPORTS/DOCX/published/niveau3/Dutch/KITLV.docx
+++ b/EXPORTS/DOCX/published/niveau3/Dutch/KITLV.docx
@@ -4506,7 +4506,6 @@
       </w:r>
       <w:r>
         <w:rPr>
-          <w:u w:val="single" w:color="0000ff"/>
           <w:rFonts w:ascii="Charis SIL Regular" w:hAnsi="Charis SIL Regular" w:eastAsia="Charis SIL Regular"/>
           <w:b w:val="0"/>
           <w:i w:val="0"/>
@@ -4571,7 +4570,7 @@
           <w:sz w:val="24"/>
           <w:u w:val="single"/>
         </w:rPr>
-        <w:hyperlink r:id="rId22" w:history="1">
+        <w:hyperlink r:id="rId24" w:history="1">
           <w:r>
             <w:rPr>
               <w:rStyle w:val="Hyperlink"/>
